--- a/books/lincolns-inn-sermons-3/downloads/lincolns-inn-sermons-3.docx
+++ b/books/lincolns-inn-sermons-3/downloads/lincolns-inn-sermons-3.docx
@@ -7309,32 +7309,7 @@
         <w:rPr>
           <w:lang w:val="en-GB"/>
         </w:rPr>
-        <w:t xml:space="preserve">I.</w:t>
-      </w:r>
-      <w:r>
-        <w:rPr>
-          <w:lang w:val="en-GB"/>
-        </w:rPr>
-        <w:t xml:space="preserve"> </w:t>
-      </w:r>
-      <w:r>
-        <w:rPr>
-          <w:smallCaps/>
-          <w:lang w:val="en-GB"/>
-        </w:rPr>
-        <w:t xml:space="preserve">And</w:t>
-      </w:r>
-      <w:r>
-        <w:rPr>
-          <w:lang w:val="en-GB"/>
-        </w:rPr>
-        <w:t xml:space="preserve"> </w:t>
-      </w:r>
-      <w:r>
-        <w:rPr>
-          <w:lang w:val="en-GB"/>
-        </w:rPr>
-        <w:t xml:space="preserve">first: It is certain that if we receive the Incarnation of Christ as the revelation of God’s mind and character to men, any language which has ever been used or can ever be used to denote the fulness and universality of the Divine Love and Compassion, instead of being exaggerated, instead of requiring to be modified and qualified, must be tame and cold. When we say that the appearing of Christ is an answer to all the dark thoughts and conceptions which men in any age or country have formed of Him, in Whom they live and move and have their being; when we say that the Gospel of the Incarnation will at last beat down every kind of devil-worship that has prevailed throughout the world—we speak reasonably, but we only speak half the truth. Not only the notions of God as a cruel, malicious tyrant, plotting against His creatures, but all those notions and phrases which rob Him of His personality, which represent Him under such names as</w:t>
+        <w:t xml:space="preserve">I. And first: It is certain that if we receive the Incarnation of Christ as the revelation of God’s mind and character to men, any language which has ever been used or can ever be used to denote the fulness and universality of the Divine Love and Compassion, instead of being exaggerated, instead of requiring to be modified and qualified, must be tame and cold. When we say that the appearing of Christ is an answer to all the dark thoughts and conceptions which men in any age or country have formed of Him, in Whom they live and move and have their being; when we say that the Gospel of the Incarnation will at last beat down every kind of devil-worship that has prevailed throughout the world—we speak reasonably, but we only speak half the truth. Not only the notions of God as a cruel, malicious tyrant, plotting against His creatures, but all those notions and phrases which rob Him of His personality, which represent Him under such names as</w:t>
       </w:r>
       <w:r>
         <w:rPr>
@@ -9647,7 +9622,26 @@
         <w:rPr>
           <w:lang w:val="en-GB"/>
         </w:rPr>
-        <w:t xml:space="preserve">—Psalm xlii, 2 (</w:t>
+        <w:t xml:space="preserve">—</w:t>
+      </w:r>
+      <w:r>
+        <w:rPr>
+          <w:smallCaps/>
+          <w:lang w:val="en-GB"/>
+        </w:rPr>
+        <w:t xml:space="preserve">Psalm</w:t>
+      </w:r>
+      <w:r>
+        <w:rPr>
+          <w:lang w:val="en-GB"/>
+        </w:rPr>
+        <w:t xml:space="preserve"> </w:t>
+      </w:r>
+      <w:r>
+        <w:rPr>
+          <w:lang w:val="en-GB"/>
+        </w:rPr>
+        <w:t xml:space="preserve">xlii, 2 (</w:t>
       </w:r>
       <w:r>
         <w:rPr>
@@ -11862,7 +11856,7 @@
         <w:rPr>
           <w:lang w:val="en-GB"/>
         </w:rPr>
-        <w:t xml:space="preserve">6, 1858</w:t>
+        <w:t xml:space="preserve">7, 1858</w:t>
       </w:r>
     </w:p>
     <w:p>
@@ -12514,7 +12508,32 @@
         <w:rPr>
           <w:lang w:val="en-GB"/>
         </w:rPr>
-        <w:t xml:space="preserve">—1 Thessalonians v. 21, 22.</w:t>
+        <w:t xml:space="preserve">—1</w:t>
+      </w:r>
+      <w:r>
+        <w:rPr>
+          <w:lang w:val="en-GB"/>
+        </w:rPr>
+        <w:t xml:space="preserve"> </w:t>
+      </w:r>
+      <w:r>
+        <w:rPr>
+          <w:smallCaps/>
+          <w:lang w:val="en-GB"/>
+        </w:rPr>
+        <w:t xml:space="preserve">Thessalonians</w:t>
+      </w:r>
+      <w:r>
+        <w:rPr>
+          <w:lang w:val="en-GB"/>
+        </w:rPr>
+        <w:t xml:space="preserve"> </w:t>
+      </w:r>
+      <w:r>
+        <w:rPr>
+          <w:lang w:val="en-GB"/>
+        </w:rPr>
+        <w:t xml:space="preserve">v. 21, 22.</w:t>
       </w:r>
     </w:p>
     <w:p>
@@ -14433,7 +14452,7 @@
         <w:rPr>
           <w:lang w:val="en-GB"/>
         </w:rPr>
-        <w:t xml:space="preserve">the same. A Judge is standing at the doors of our hearts, Who can discern the thoughts and intents of those hearts; Who is acquainted with our most solitary acts, with our most secret thoughts; Who can distinguish with clear infallible insight the precious from the vile, the treacherous from the sincere; Who desires that we should distinguish them: Who is inspiring us continually with love for the one, with hatred of the other. If we confess Him as our Lawgiver and Judge, we confess One Who cannot be misled by any pretensions, Who will never yield to our self-flatteries; but Who has no wish to condemn us, Who never charges us with wrong but that He may show us the way out of it; never shows us that we are fallen, without helping to raise us up; never convinces us that we are sunk in death, without setting before us the promise and assurance of Life.</w:t>
+        <w:t xml:space="preserve">the same. A Judge is standing at the doors of our hearts, Who can discern the thoughts and intents of those hearts; Who is acquainted with our most solitary acts, with our most secret thoughts; Who can distinguish with clear infallible insight the precious from the vile, the treacherous from the sincere; Who desires that we should distinguish them; Who is inspiring us continually with love for the one, with hatred of the other. If we confess Him as our Lawgiver and Judge, we confess One Who cannot be misled by any pretensions, Who will never yield to our self-flatteries; but Who has no wish to condemn us, Who never charges us with wrong but that He may show us the way out of it; never shows us that we are fallen, without helping to raise us up; never convinces us that we are sunk in death, without setting before us the promise and assurance of Life.</w:t>
       </w:r>
     </w:p>
     <w:p>
@@ -19805,6 +19824,7 @@
       <w:keepNext/>
       <w:keepLines/>
       <w:spacing w:after="80" w:before="160"/>
+      <w:jc w:val="center"/>
       <w:outlineLvl w:val="1"/>
     </w:pPr>
     <w:rPr>
@@ -19828,6 +19848,7 @@
       <w:keepNext/>
       <w:keepLines/>
       <w:spacing w:after="80" w:before="160"/>
+      <w:jc w:val="center"/>
       <w:outlineLvl w:val="2"/>
     </w:pPr>
     <w:rPr>
